--- a/downloads/handouts/Unit 02/Handout 02.20 - Soft Skills Self-Rating and Growth Plan.docx
+++ b/downloads/handouts/Unit 02/Handout 02.20 - Soft Skills Self-Rating and Growth Plan.docx
@@ -596,8 +596,11 @@
       </w:r>
     </w:p>
     <w:p>
-      <w:r>
-        <w:br w:type="page"/>
+      <w:pPr>
+        <w:pStyle w:val="BodyText"/>
+      </w:pPr>
+      <w:r>
+        <w:t xml:space="preserve">________________________________________________________________</w:t>
       </w:r>
     </w:p>
     <w:p>
@@ -618,8 +621,11 @@
       </w:r>
     </w:p>
     <w:p>
-      <w:r>
-        <w:br w:type="page"/>
+      <w:pPr>
+        <w:pStyle w:val="BodyText"/>
+      </w:pPr>
+      <w:r>
+        <w:t xml:space="preserve">________________________________________________________________</w:t>
       </w:r>
     </w:p>
     <w:p>
@@ -640,8 +646,11 @@
       </w:r>
     </w:p>
     <w:p>
-      <w:r>
-        <w:br w:type="page"/>
+      <w:pPr>
+        <w:pStyle w:val="BodyText"/>
+      </w:pPr>
+      <w:r>
+        <w:t xml:space="preserve">________________________________________________________________</w:t>
       </w:r>
     </w:p>
     <w:p>
@@ -754,7 +763,7 @@
     <w:sectPr>
       <w:headerReference w:type="default" r:id="rId9"/>
       <w:pgSz w:w="12240" w:h="15840"/>
-      <w:pgMar w:top="1440" w:bottom="1440" w:left="1440" w:right="1440" w:header="504"/>
+      <w:pgMar w:top="1008" w:bottom="1008" w:left="1008" w:right="1008" w:header="504"/>
     </w:sectPr>
   </w:body>
 </w:document>

--- a/downloads/handouts/Unit 02/Handout 02.20 - Soft Skills Self-Rating and Growth Plan.docx
+++ b/downloads/handouts/Unit 02/Handout 02.20 - Soft Skills Self-Rating and Growth Plan.docx
@@ -299,7 +299,7 @@
         <w:pStyle w:val="FirstParagraph"/>
       </w:pPr>
       <w:r>
-        <w:t xml:space="preserve">Directions: Rate yourself on each skill from 1 to 4. Then write one sentence of evidence. Evidence is something you actually did this year in this room: a lab role (name it), the Silent Measurement Challenge, the $40 project, the Investor Challenge, a class job. A rating with no evidence does not count. Leave a row blank rather than make something up. You need evidence for at least four rows.</w:t>
+        <w:t xml:space="preserve">Directions: Rate yourself on each skill from 1 to 4. Then write one sentence of evidence. Evidence is something you actually did this year in this room: a lab role (name it), the Silent Measurement Challenge, the $40 project, the Gilded Age Market, a class job. A rating with no evidence does not count. Leave a row blank rather than make something up. You need evidence for at least four rows.</w:t>
       </w:r>
     </w:p>
     <w:p>
@@ -592,15 +592,7 @@
         <w:t xml:space="preserve"> </w:t>
       </w:r>
       <w:r>
-        <w:t xml:space="preserve">(the next lab, the Unit 3 babysitting project, the Unit 5 sewing team, a class job; name the one and the role you will ask for):</w:t>
-      </w:r>
-    </w:p>
-    <w:p>
-      <w:pPr>
-        <w:pStyle w:val="BodyText"/>
-      </w:pPr>
-      <w:r>
-        <w:t xml:space="preserve">________________________________________________________________</w:t>
+        <w:t xml:space="preserve">(the next lab, the Unit 3 babysitting project, the Unit 5 sewing team, a class job; name the one and the role you will ask for): ________________________________________________________________</w:t>
       </w:r>
     </w:p>
     <w:p>
@@ -617,15 +609,7 @@
         <w:t xml:space="preserve"> </w:t>
       </w:r>
       <w:r>
-        <w:t xml:space="preserve">(one action a person could see you do):</w:t>
-      </w:r>
-    </w:p>
-    <w:p>
-      <w:pPr>
-        <w:pStyle w:val="BodyText"/>
-      </w:pPr>
-      <w:r>
-        <w:t xml:space="preserve">________________________________________________________________</w:t>
+        <w:t xml:space="preserve">(one action a person could see you do): ________________________________________________________________</w:t>
       </w:r>
     </w:p>
     <w:p>
@@ -642,15 +626,7 @@
         <w:t xml:space="preserve"> </w:t>
       </w:r>
       <w:r>
-        <w:t xml:space="preserve">(what will be different; who would notice):</w:t>
-      </w:r>
-    </w:p>
-    <w:p>
-      <w:pPr>
-        <w:pStyle w:val="BodyText"/>
-      </w:pPr>
-      <w:r>
-        <w:t xml:space="preserve">________________________________________________________________</w:t>
+        <w:t xml:space="preserve">(what will be different; who would notice): ________________________________________________________________</w:t>
       </w:r>
     </w:p>
     <w:p>
@@ -763,7 +739,7 @@
     <w:sectPr>
       <w:headerReference w:type="default" r:id="rId9"/>
       <w:pgSz w:w="12240" w:h="15840"/>
-      <w:pgMar w:top="1008" w:bottom="1008" w:left="1008" w:right="1008" w:header="504"/>
+      <w:pgMar w:top="1152" w:bottom="1152" w:left="1152" w:right="1152" w:header="504"/>
     </w:sectPr>
   </w:body>
 </w:document>
